--- a/rfcs/RFC-003-ai-agent.docx
+++ b/rfcs/RFC-003-ai-agent.docx
@@ -32,9 +32,9 @@
       <w:pPr>
         <w:pStyle w:val="Heading1"/>
       </w:pPr>
-      <w:bookmarkStart w:id="20" w:name="Xb44adc2a36fddbf178ec75450a6a8506b8c7630"/>
-      <w:r>
-        <w:t xml:space="preserve">Relay — AI Agent &amp; Knowledge Subsystem "Aide" (RFC-003)</w:t>
+      <w:bookmarkStart w:id="20" w:name="Xfb8e79afc16087feb21d69af22f0750ff4ca2b4"/>
+      <w:r>
+        <w:t xml:space="preserve">Relay — AI Agent &amp; Knowledge Subsystem "Neko" (RFC-003)</w:t>
       </w:r>
       <w:bookmarkEnd w:id="20"/>
     </w:p>
@@ -78,7 +78,7 @@
         <w:t xml:space="preserve"> </w:t>
       </w:r>
       <w:r>
-        <w:t xml:space="preserve">worker queues; provider resilience posture), RFC-002 (§5.5 owns the storage), RFC-000 (Aide roadmap per phase).</w:t>
+        <w:t xml:space="preserve">worker queues; provider resilience posture), RFC-002 (§5.5 owns the storage), RFC-000 (Neko roadmap per phase).</w:t>
       </w:r>
     </w:p>
     <w:p>
@@ -96,7 +96,7 @@
         <w:pStyle w:val="FirstParagraph"/>
       </w:pPr>
       <w:r>
-        <w:t xml:space="preserve">Aide must (a) resolve a majority of eligible inbound conversations without a human, (b) never dead-end a customer, (c) stay strictly inside each tenant's knowledge and policy boundary, and (d) make money at ≈$0.99/resolution pricing. The engineering problem is less "call an LLM" than: retrieval quality, orchestration under multi-second latencies, tenant isolation, injection-resistant tool use, and</w:t>
+        <w:t xml:space="preserve">Neko must (a) resolve a majority of eligible inbound conversations without a human, (b) never dead-end a customer, (c) stay strictly inside each tenant's knowledge and policy boundary, and (d) make money at ≈$0.99/resolution pricing. The engineering problem is less "call an LLM" than: retrieval quality, orchestration under multi-second latencies, tenant isolation, injection-resistant tool use, and</w:t>
       </w:r>
       <w:r>
         <w:t xml:space="preserve"> </w:t>
@@ -196,7 +196,7 @@
         <w:pStyle w:val="FirstParagraph"/>
       </w:pPr>
       <w:r>
-        <w:t xml:space="preserve">Aide is</w:t>
+        <w:t xml:space="preserve">Neko is</w:t>
       </w:r>
       <w:r>
         <w:t xml:space="preserve"> </w:t>
@@ -721,7 +721,7 @@
         <w:t xml:space="preserve"> </w:t>
       </w:r>
       <w:r>
-        <w:t xml:space="preserve">always available ("talk to a person" honored immediately); on handoff Aide posts a private summary note (conversation recap, attempted sources, customer sentiment) so the human starts warm. If workflows route post-handoff, RFC-001 §6.7 takes over.</w:t>
+        <w:t xml:space="preserve">always available ("talk to a person" honored immediately); on handoff Neko posts a private summary note (conversation recap, attempted sources, customer sentiment) so the human starts warm. If workflows route post-handoff, RFC-001 §6.7 takes over.</w:t>
       </w:r>
     </w:p>
     <w:p>
@@ -830,7 +830,7 @@
         <w:t xml:space="preserve"> </w:t>
       </w:r>
       <w:r>
-        <w:t xml:space="preserve">per-workspace Aide disable; global model-route flag; per-action disable — all Unleash flags, no deploy needed.</w:t>
+        <w:t xml:space="preserve">per-workspace Neko disable; global model-route flag; per-action disable — all Unleash flags, no deploy needed.</w:t>
       </w:r>
     </w:p>
     <w:p>
@@ -894,7 +894,7 @@
         <w:t xml:space="preserve"> </w:t>
       </w:r>
       <w:r>
-        <w:t xml:space="preserve">a conversation counts as an Aide resolution iff Aide participated, no human teammate replied after Aide's last answer, the customer confirmed resolution</w:t>
+        <w:t xml:space="preserve">a conversation counts as an Neko resolution iff Neko participated, no human teammate replied after Neko's last answer, the customer confirmed resolution</w:t>
       </w:r>
       <w:r>
         <w:t xml:space="preserve"> </w:t>
@@ -945,7 +945,7 @@
         <w:t xml:space="preserve"> </w:t>
       </w:r>
       <w:r>
-        <w:t xml:space="preserve">resolution &amp; deflection rate, handoff reasons, CSAT delta (Aide-touched vs not), latency, cost;</w:t>
+        <w:t xml:space="preserve">resolution &amp; deflection rate, handoff reasons, CSAT delta (Neko-touched vs not), latency, cost;</w:t>
       </w:r>
       <w:r>
         <w:t xml:space="preserve"> </w:t>
@@ -1053,7 +1053,7 @@
         <w:t xml:space="preserve"> </w:t>
       </w:r>
       <w:r>
-        <w:t xml:space="preserve">shadow mode (Aide drafts silently on real traffic, judged offline) before enable per tenant; then A/B vs control cohort; auto-halt flag if resolution or CSAT degrades &gt; X% (symptom alert, RFC-001 §9).</w:t>
+        <w:t xml:space="preserve">shadow mode (Neko drafts silently on real traffic, judged offline) before enable per tenant; then A/B vs control cohort; auto-halt flag if resolution or CSAT degrades &gt; X% (symptom alert, RFC-001 §9).</w:t>
       </w:r>
     </w:p>
     <w:p>
@@ -1107,7 +1107,7 @@
         <w:pStyle w:val="FirstParagraph"/>
       </w:pPr>
       <w:r>
-        <w:t xml:space="preserve">Per typical resolved conversation (2 Aide turns): preflight ≈1k tok cheap model + retrieval embeds (≈negligible, cached) + generation ≈2×(3k in / 400 out) mid/frontier tier + verification ≈1.5k cheap ⇒</w:t>
+        <w:t xml:space="preserve">Per typical resolved conversation (2 Neko turns): preflight ≈1k tok cheap model + retrieval embeds (≈negligible, cached) + generation ≈2×(3k in / 400 out) mid/frontier tier + verification ≈1.5k cheap ⇒</w:t>
       </w:r>
       <w:r>
         <w:t xml:space="preserve"> </w:t>
@@ -1130,7 +1130,7 @@
         <w:pStyle w:val="BodyText"/>
       </w:pPr>
       <w:r>
-        <w:t xml:space="preserve">At 1.5M Aide conversations/mo envelope: ≈$25–75k/mo inference against ≈$400k+ metered revenue if resolution ≥ 40% — the margin funds the eval discipline that protects it.</w:t>
+        <w:t xml:space="preserve">At 1.5M Neko conversations/mo envelope: ≈$25–75k/mo inference against ≈$400k+ metered revenue if resolution ≥ 40% — the margin funds the eval discipline that protects it.</w:t>
       </w:r>
     </w:p>
     <w:p>
